--- a/mps-nivel-c/oficial/04_registros/AASP_Automacao-Governanca/REV-AASPGOV01-001_Registro-de-Revisao-por-Pares.docx
+++ b/mps-nivel-c/oficial/04_registros/AASP_Automacao-Governanca/REV-AASPGOV01-001_Registro-de-Revisao-por-Pares.docx
@@ -34,7 +34,7 @@
           <w:color w:val="555555"/>
           <w:sz w:val="20"/>
         </w:rPr>
-        <w:t>REV-AASPGOV01-001   ·   02/06/2026   ·   Timeware Brasil</w:t>
+        <w:t>REV-AASPGOV01-001   ·   15/06/2026   ·   Timeware Brasil</w:t>
       </w:r>
     </w:p>
     <w:p>
@@ -338,7 +338,7 @@
                 <w:i w:val="0"/>
                 <w:sz w:val="20"/>
               </w:rPr>
-              <w:t>02/06/2026</w:t>
+              <w:t>15/06/2026</w:t>
             </w:r>
           </w:p>
         </w:tc>
@@ -574,7 +574,7 @@
                 <w:i w:val="0"/>
                 <w:sz w:val="20"/>
               </w:rPr>
-              <w:t>Raony Chagas (Desenvolvedor Sênior)</w:t>
+              <w:t>Henry Komatsu (Desenvolvedor)</w:t>
             </w:r>
           </w:p>
         </w:tc>
@@ -686,7 +686,7 @@
                 <w:i w:val="0"/>
                 <w:sz w:val="20"/>
               </w:rPr>
-              <w:t>Cezar Hiraki (Tech Lead / Arquiteto)</w:t>
+              <w:t>Cezar Hiraki (Tech Lead / DevOps / Arquiteto)</w:t>
             </w:r>
           </w:p>
         </w:tc>
@@ -2509,6 +2509,1112 @@
         </w:pBdr>
       </w:pPr>
       <w:r>
+        <w:t>Anexo A — Evidência de Pull Requests (Azure DevOps)</w:t>
+      </w:r>
+    </w:p>
+    <w:p>
+      <w:pPr>
+        <w:spacing w:before="0" w:after="120"/>
+      </w:pPr>
+      <w:r>
+        <w:rPr>
+          <w:rFonts w:ascii="Calibri" w:hAnsi="Calibri"/>
+          <w:b w:val="0"/>
+          <w:i w:val="0"/>
+          <w:sz w:val="22"/>
+        </w:rPr>
+        <w:t>Evidência capturada no Azure DevOps (</w:t>
+      </w:r>
+      <w:r>
+        <w:rPr>
+          <w:rFonts w:ascii="Courier New" w:hAnsi="Courier New"/>
+          <w:b w:val="0"/>
+          <w:i w:val="0"/>
+          <w:color w:val="333333"/>
+          <w:sz w:val="20"/>
+        </w:rPr>
+        <w:t>dev.azure.com/allanalvestimeware/Automação-Governança</w:t>
+      </w:r>
+      <w:r>
+        <w:rPr>
+          <w:rFonts w:ascii="Calibri" w:hAnsi="Calibri"/>
+          <w:b w:val="0"/>
+          <w:i w:val="0"/>
+          <w:sz w:val="22"/>
+        </w:rPr>
+        <w:t xml:space="preserve"> → </w:t>
+      </w:r>
+      <w:r>
+        <w:rPr>
+          <w:rFonts w:ascii="Calibri" w:hAnsi="Calibri"/>
+          <w:b/>
+          <w:i w:val="0"/>
+          <w:sz w:val="22"/>
+        </w:rPr>
+        <w:t>Repos → Pull requests → Completed</w:t>
+      </w:r>
+      <w:r>
+        <w:rPr>
+          <w:rFonts w:ascii="Calibri" w:hAnsi="Calibri"/>
+          <w:b w:val="0"/>
+          <w:i w:val="0"/>
+          <w:sz w:val="22"/>
+        </w:rPr>
+        <w:t xml:space="preserve">). Os 7 Pull Requests do projeto foram abertos pela conta </w:t>
+      </w:r>
+      <w:r>
+        <w:rPr>
+          <w:rFonts w:ascii="Courier New" w:hAnsi="Courier New"/>
+          <w:b w:val="0"/>
+          <w:i w:val="0"/>
+          <w:color w:val="333333"/>
+          <w:sz w:val="20"/>
+        </w:rPr>
+        <w:t>allan.alves</w:t>
+      </w:r>
+      <w:r>
+        <w:rPr>
+          <w:rFonts w:ascii="Calibri" w:hAnsi="Calibri"/>
+          <w:b w:val="0"/>
+          <w:i w:val="0"/>
+          <w:sz w:val="22"/>
+        </w:rPr>
+        <w:t xml:space="preserve"> (Allan Alves) e integrados na branch </w:t>
+      </w:r>
+      <w:r>
+        <w:rPr>
+          <w:rFonts w:ascii="Courier New" w:hAnsi="Courier New"/>
+          <w:b w:val="0"/>
+          <w:i w:val="0"/>
+          <w:color w:val="333333"/>
+          <w:sz w:val="20"/>
+        </w:rPr>
+        <w:t>develop</w:t>
+      </w:r>
+      <w:r>
+        <w:rPr>
+          <w:rFonts w:ascii="Calibri" w:hAnsi="Calibri"/>
+          <w:b w:val="0"/>
+          <w:i w:val="0"/>
+          <w:sz w:val="22"/>
+        </w:rPr>
+        <w:t xml:space="preserve"> após revisão e aprovação por um revisor distinto do autor, conforme a prática de GitFlow descrita acima.</w:t>
+      </w:r>
+    </w:p>
+    <w:tbl>
+      <w:tblPr>
+        <w:tblW w:type="auto" w:w="0"/>
+        <w:tblLook w:firstColumn="1" w:firstRow="1" w:lastColumn="0" w:lastRow="0" w:noHBand="0" w:noVBand="1" w:val="04A0"/>
+        <w:tblBorders>
+          <w:top w:val="single" w:sz="4" w:space="0" w:color="003366"/>
+          <w:left w:val="single" w:sz="4" w:space="0" w:color="003366"/>
+          <w:bottom w:val="single" w:sz="4" w:space="0" w:color="003366"/>
+          <w:right w:val="single" w:sz="4" w:space="0" w:color="003366"/>
+          <w:insideH w:val="single" w:sz="4" w:space="0" w:color="003366"/>
+          <w:insideV w:val="single" w:sz="4" w:space="0" w:color="003366"/>
+        </w:tblBorders>
+      </w:tblPr>
+      <w:tblGrid>
+        <w:gridCol w:w="2225"/>
+        <w:gridCol w:w="2225"/>
+        <w:gridCol w:w="2225"/>
+        <w:gridCol w:w="2225"/>
+      </w:tblGrid>
+      <w:tr>
+        <w:trPr>
+          <w:cantSplit w:val="1"/>
+        </w:trPr>
+        <w:tc>
+          <w:tcPr>
+            <w:tcW w:type="dxa" w:w="2225"/>
+            <w:tcMar>
+              <w:top w:w="60" w:type="dxa"/>
+              <w:bottom w:w="60" w:type="dxa"/>
+              <w:left w:w="100" w:type="dxa"/>
+              <w:right w:w="100" w:type="dxa"/>
+            </w:tcMar>
+            <w:shd w:val="clear" w:color="auto" w:fill="003366"/>
+          </w:tcPr>
+          <w:p>
+            <w:pPr>
+              <w:spacing w:before="40" w:after="40"/>
+            </w:pPr>
+            <w:r>
+              <w:rPr>
+                <w:rFonts w:ascii="Calibri" w:hAnsi="Calibri"/>
+                <w:b/>
+                <w:i w:val="0"/>
+                <w:color w:val="FFFFFF"/>
+                <w:sz w:val="20"/>
+              </w:rPr>
+              <w:t>PR</w:t>
+            </w:r>
+          </w:p>
+        </w:tc>
+        <w:tc>
+          <w:tcPr>
+            <w:tcW w:type="dxa" w:w="2225"/>
+            <w:tcMar>
+              <w:top w:w="60" w:type="dxa"/>
+              <w:bottom w:w="60" w:type="dxa"/>
+              <w:left w:w="100" w:type="dxa"/>
+              <w:right w:w="100" w:type="dxa"/>
+            </w:tcMar>
+            <w:shd w:val="clear" w:color="auto" w:fill="003366"/>
+          </w:tcPr>
+          <w:p>
+            <w:pPr>
+              <w:spacing w:before="40" w:after="40"/>
+            </w:pPr>
+            <w:r>
+              <w:rPr>
+                <w:rFonts w:ascii="Calibri" w:hAnsi="Calibri"/>
+                <w:b/>
+                <w:i w:val="0"/>
+                <w:color w:val="FFFFFF"/>
+                <w:sz w:val="20"/>
+              </w:rPr>
+              <w:t>Título</w:t>
+            </w:r>
+          </w:p>
+        </w:tc>
+        <w:tc>
+          <w:tcPr>
+            <w:tcW w:type="dxa" w:w="2225"/>
+            <w:tcMar>
+              <w:top w:w="60" w:type="dxa"/>
+              <w:bottom w:w="60" w:type="dxa"/>
+              <w:left w:w="100" w:type="dxa"/>
+              <w:right w:w="100" w:type="dxa"/>
+            </w:tcMar>
+            <w:shd w:val="clear" w:color="auto" w:fill="003366"/>
+          </w:tcPr>
+          <w:p>
+            <w:pPr>
+              <w:spacing w:before="40" w:after="40"/>
+            </w:pPr>
+            <w:r>
+              <w:rPr>
+                <w:rFonts w:ascii="Calibri" w:hAnsi="Calibri"/>
+                <w:b/>
+                <w:i w:val="0"/>
+                <w:color w:val="FFFFFF"/>
+                <w:sz w:val="20"/>
+              </w:rPr>
+              <w:t>Integrado em</w:t>
+            </w:r>
+          </w:p>
+        </w:tc>
+        <w:tc>
+          <w:tcPr>
+            <w:tcW w:type="dxa" w:w="2225"/>
+            <w:tcMar>
+              <w:top w:w="60" w:type="dxa"/>
+              <w:bottom w:w="60" w:type="dxa"/>
+              <w:left w:w="100" w:type="dxa"/>
+              <w:right w:w="100" w:type="dxa"/>
+            </w:tcMar>
+            <w:shd w:val="clear" w:color="auto" w:fill="003366"/>
+          </w:tcPr>
+          <w:p>
+            <w:pPr>
+              <w:spacing w:before="40" w:after="40"/>
+            </w:pPr>
+            <w:r>
+              <w:rPr>
+                <w:rFonts w:ascii="Calibri" w:hAnsi="Calibri"/>
+                <w:b/>
+                <w:i w:val="0"/>
+                <w:color w:val="FFFFFF"/>
+                <w:sz w:val="20"/>
+              </w:rPr>
+              <w:t>Revisor (aprovação)</w:t>
+            </w:r>
+          </w:p>
+        </w:tc>
+      </w:tr>
+      <w:tr>
+        <w:trPr>
+          <w:cantSplit w:val="1"/>
+        </w:trPr>
+        <w:tc>
+          <w:tcPr>
+            <w:tcW w:type="dxa" w:w="2225"/>
+            <w:tcMar>
+              <w:top w:w="60" w:type="dxa"/>
+              <w:bottom w:w="60" w:type="dxa"/>
+              <w:left w:w="100" w:type="dxa"/>
+              <w:right w:w="100" w:type="dxa"/>
+            </w:tcMar>
+            <w:shd w:val="clear" w:color="auto" w:fill="EBF5FB"/>
+          </w:tcPr>
+          <w:p>
+            <w:pPr>
+              <w:spacing w:before="40" w:after="40"/>
+            </w:pPr>
+            <w:r>
+              <w:rPr>
+                <w:rFonts w:ascii="Calibri" w:hAnsi="Calibri"/>
+                <w:b w:val="0"/>
+                <w:i w:val="0"/>
+                <w:sz w:val="20"/>
+              </w:rPr>
+              <w:t>!23</w:t>
+            </w:r>
+          </w:p>
+        </w:tc>
+        <w:tc>
+          <w:tcPr>
+            <w:tcW w:type="dxa" w:w="2225"/>
+            <w:tcMar>
+              <w:top w:w="60" w:type="dxa"/>
+              <w:bottom w:w="60" w:type="dxa"/>
+              <w:left w:w="100" w:type="dxa"/>
+              <w:right w:w="100" w:type="dxa"/>
+            </w:tcMar>
+            <w:shd w:val="clear" w:color="auto" w:fill="EBF5FB"/>
+          </w:tcPr>
+          <w:p>
+            <w:pPr>
+              <w:spacing w:before="40" w:after="40"/>
+            </w:pPr>
+            <w:r>
+              <w:rPr>
+                <w:rFonts w:ascii="Calibri" w:hAnsi="Calibri"/>
+                <w:b w:val="0"/>
+                <w:i w:val="0"/>
+                <w:sz w:val="20"/>
+              </w:rPr>
+              <w:t>feat: estrutura Clean Architecture (.NET 8)</w:t>
+            </w:r>
+          </w:p>
+        </w:tc>
+        <w:tc>
+          <w:tcPr>
+            <w:tcW w:type="dxa" w:w="2225"/>
+            <w:tcMar>
+              <w:top w:w="60" w:type="dxa"/>
+              <w:bottom w:w="60" w:type="dxa"/>
+              <w:left w:w="100" w:type="dxa"/>
+              <w:right w:w="100" w:type="dxa"/>
+            </w:tcMar>
+            <w:shd w:val="clear" w:color="auto" w:fill="EBF5FB"/>
+          </w:tcPr>
+          <w:p>
+            <w:pPr>
+              <w:spacing w:before="40" w:after="40"/>
+            </w:pPr>
+            <w:r>
+              <w:rPr>
+                <w:rFonts w:ascii="Courier New" w:hAnsi="Courier New"/>
+                <w:b w:val="0"/>
+                <w:i w:val="0"/>
+                <w:color w:val="333333"/>
+                <w:sz w:val="20"/>
+              </w:rPr>
+              <w:t>develop</w:t>
+            </w:r>
+          </w:p>
+        </w:tc>
+        <w:tc>
+          <w:tcPr>
+            <w:tcW w:type="dxa" w:w="2225"/>
+            <w:tcMar>
+              <w:top w:w="60" w:type="dxa"/>
+              <w:bottom w:w="60" w:type="dxa"/>
+              <w:left w:w="100" w:type="dxa"/>
+              <w:right w:w="100" w:type="dxa"/>
+            </w:tcMar>
+            <w:shd w:val="clear" w:color="auto" w:fill="EBF5FB"/>
+          </w:tcPr>
+          <w:p>
+            <w:pPr>
+              <w:spacing w:before="40" w:after="40"/>
+            </w:pPr>
+            <w:r>
+              <w:rPr>
+                <w:rFonts w:ascii="Calibri" w:hAnsi="Calibri"/>
+                <w:b w:val="0"/>
+                <w:i w:val="0"/>
+                <w:sz w:val="20"/>
+              </w:rPr>
+              <w:t>Henry Komatsu</w:t>
+            </w:r>
+          </w:p>
+        </w:tc>
+      </w:tr>
+      <w:tr>
+        <w:trPr>
+          <w:cantSplit w:val="1"/>
+        </w:trPr>
+        <w:tc>
+          <w:tcPr>
+            <w:tcW w:type="dxa" w:w="2225"/>
+            <w:tcMar>
+              <w:top w:w="60" w:type="dxa"/>
+              <w:bottom w:w="60" w:type="dxa"/>
+              <w:left w:w="100" w:type="dxa"/>
+              <w:right w:w="100" w:type="dxa"/>
+            </w:tcMar>
+          </w:tcPr>
+          <w:p>
+            <w:pPr>
+              <w:spacing w:before="40" w:after="40"/>
+            </w:pPr>
+            <w:r>
+              <w:rPr>
+                <w:rFonts w:ascii="Calibri" w:hAnsi="Calibri"/>
+                <w:b w:val="0"/>
+                <w:i w:val="0"/>
+                <w:sz w:val="20"/>
+              </w:rPr>
+              <w:t>!24</w:t>
+            </w:r>
+          </w:p>
+        </w:tc>
+        <w:tc>
+          <w:tcPr>
+            <w:tcW w:type="dxa" w:w="2225"/>
+            <w:tcMar>
+              <w:top w:w="60" w:type="dxa"/>
+              <w:bottom w:w="60" w:type="dxa"/>
+              <w:left w:w="100" w:type="dxa"/>
+              <w:right w:w="100" w:type="dxa"/>
+            </w:tcMar>
+          </w:tcPr>
+          <w:p>
+            <w:pPr>
+              <w:spacing w:before="40" w:after="40"/>
+            </w:pPr>
+            <w:r>
+              <w:rPr>
+                <w:rFonts w:ascii="Calibri" w:hAnsi="Calibri"/>
+                <w:b w:val="0"/>
+                <w:i w:val="0"/>
+                <w:sz w:val="20"/>
+              </w:rPr>
+              <w:t>feat: SensrService — autenticação JWT, retry e timeout</w:t>
+            </w:r>
+          </w:p>
+        </w:tc>
+        <w:tc>
+          <w:tcPr>
+            <w:tcW w:type="dxa" w:w="2225"/>
+            <w:tcMar>
+              <w:top w:w="60" w:type="dxa"/>
+              <w:bottom w:w="60" w:type="dxa"/>
+              <w:left w:w="100" w:type="dxa"/>
+              <w:right w:w="100" w:type="dxa"/>
+            </w:tcMar>
+          </w:tcPr>
+          <w:p>
+            <w:pPr>
+              <w:spacing w:before="40" w:after="40"/>
+            </w:pPr>
+            <w:r>
+              <w:rPr>
+                <w:rFonts w:ascii="Courier New" w:hAnsi="Courier New"/>
+                <w:b w:val="0"/>
+                <w:i w:val="0"/>
+                <w:color w:val="333333"/>
+                <w:sz w:val="20"/>
+              </w:rPr>
+              <w:t>develop</w:t>
+            </w:r>
+          </w:p>
+        </w:tc>
+        <w:tc>
+          <w:tcPr>
+            <w:tcW w:type="dxa" w:w="2225"/>
+            <w:tcMar>
+              <w:top w:w="60" w:type="dxa"/>
+              <w:bottom w:w="60" w:type="dxa"/>
+              <w:left w:w="100" w:type="dxa"/>
+              <w:right w:w="100" w:type="dxa"/>
+            </w:tcMar>
+          </w:tcPr>
+          <w:p>
+            <w:pPr>
+              <w:spacing w:before="40" w:after="40"/>
+            </w:pPr>
+            <w:r>
+              <w:rPr>
+                <w:rFonts w:ascii="Calibri" w:hAnsi="Calibri"/>
+                <w:b w:val="0"/>
+                <w:i w:val="0"/>
+                <w:sz w:val="20"/>
+              </w:rPr>
+              <w:t>Cezar Hiraki Velazquez</w:t>
+            </w:r>
+          </w:p>
+        </w:tc>
+      </w:tr>
+      <w:tr>
+        <w:trPr>
+          <w:cantSplit w:val="1"/>
+        </w:trPr>
+        <w:tc>
+          <w:tcPr>
+            <w:tcW w:type="dxa" w:w="2225"/>
+            <w:tcMar>
+              <w:top w:w="60" w:type="dxa"/>
+              <w:bottom w:w="60" w:type="dxa"/>
+              <w:left w:w="100" w:type="dxa"/>
+              <w:right w:w="100" w:type="dxa"/>
+            </w:tcMar>
+            <w:shd w:val="clear" w:color="auto" w:fill="EBF5FB"/>
+          </w:tcPr>
+          <w:p>
+            <w:pPr>
+              <w:spacing w:before="40" w:after="40"/>
+            </w:pPr>
+            <w:r>
+              <w:rPr>
+                <w:rFonts w:ascii="Calibri" w:hAnsi="Calibri"/>
+                <w:b w:val="0"/>
+                <w:i w:val="0"/>
+                <w:sz w:val="20"/>
+              </w:rPr>
+              <w:t>!25</w:t>
+            </w:r>
+          </w:p>
+        </w:tc>
+        <w:tc>
+          <w:tcPr>
+            <w:tcW w:type="dxa" w:w="2225"/>
+            <w:tcMar>
+              <w:top w:w="60" w:type="dxa"/>
+              <w:bottom w:w="60" w:type="dxa"/>
+              <w:left w:w="100" w:type="dxa"/>
+              <w:right w:w="100" w:type="dxa"/>
+            </w:tcMar>
+            <w:shd w:val="clear" w:color="auto" w:fill="EBF5FB"/>
+          </w:tcPr>
+          <w:p>
+            <w:pPr>
+              <w:spacing w:before="40" w:after="40"/>
+            </w:pPr>
+            <w:r>
+              <w:rPr>
+                <w:rFonts w:ascii="Calibri" w:hAnsi="Calibri"/>
+                <w:b w:val="0"/>
+                <w:i w:val="0"/>
+                <w:sz w:val="20"/>
+              </w:rPr>
+              <w:t>feat: JiraService — paginação e validação de credenciais</w:t>
+            </w:r>
+          </w:p>
+        </w:tc>
+        <w:tc>
+          <w:tcPr>
+            <w:tcW w:type="dxa" w:w="2225"/>
+            <w:tcMar>
+              <w:top w:w="60" w:type="dxa"/>
+              <w:bottom w:w="60" w:type="dxa"/>
+              <w:left w:w="100" w:type="dxa"/>
+              <w:right w:w="100" w:type="dxa"/>
+            </w:tcMar>
+            <w:shd w:val="clear" w:color="auto" w:fill="EBF5FB"/>
+          </w:tcPr>
+          <w:p>
+            <w:pPr>
+              <w:spacing w:before="40" w:after="40"/>
+            </w:pPr>
+            <w:r>
+              <w:rPr>
+                <w:rFonts w:ascii="Courier New" w:hAnsi="Courier New"/>
+                <w:b w:val="0"/>
+                <w:i w:val="0"/>
+                <w:color w:val="333333"/>
+                <w:sz w:val="20"/>
+              </w:rPr>
+              <w:t>develop</w:t>
+            </w:r>
+          </w:p>
+        </w:tc>
+        <w:tc>
+          <w:tcPr>
+            <w:tcW w:type="dxa" w:w="2225"/>
+            <w:tcMar>
+              <w:top w:w="60" w:type="dxa"/>
+              <w:bottom w:w="60" w:type="dxa"/>
+              <w:left w:w="100" w:type="dxa"/>
+              <w:right w:w="100" w:type="dxa"/>
+            </w:tcMar>
+            <w:shd w:val="clear" w:color="auto" w:fill="EBF5FB"/>
+          </w:tcPr>
+          <w:p>
+            <w:pPr>
+              <w:spacing w:before="40" w:after="40"/>
+            </w:pPr>
+            <w:r>
+              <w:rPr>
+                <w:rFonts w:ascii="Calibri" w:hAnsi="Calibri"/>
+                <w:b w:val="0"/>
+                <w:i w:val="0"/>
+                <w:sz w:val="20"/>
+              </w:rPr>
+              <w:t>Cezar Hiraki Velazquez</w:t>
+            </w:r>
+          </w:p>
+        </w:tc>
+      </w:tr>
+      <w:tr>
+        <w:trPr>
+          <w:cantSplit w:val="1"/>
+        </w:trPr>
+        <w:tc>
+          <w:tcPr>
+            <w:tcW w:type="dxa" w:w="2225"/>
+            <w:tcMar>
+              <w:top w:w="60" w:type="dxa"/>
+              <w:bottom w:w="60" w:type="dxa"/>
+              <w:left w:w="100" w:type="dxa"/>
+              <w:right w:w="100" w:type="dxa"/>
+            </w:tcMar>
+          </w:tcPr>
+          <w:p>
+            <w:pPr>
+              <w:spacing w:before="40" w:after="40"/>
+            </w:pPr>
+            <w:r>
+              <w:rPr>
+                <w:rFonts w:ascii="Calibri" w:hAnsi="Calibri"/>
+                <w:b w:val="0"/>
+                <w:i w:val="0"/>
+                <w:sz w:val="20"/>
+              </w:rPr>
+              <w:t>!26</w:t>
+            </w:r>
+          </w:p>
+        </w:tc>
+        <w:tc>
+          <w:tcPr>
+            <w:tcW w:type="dxa" w:w="2225"/>
+            <w:tcMar>
+              <w:top w:w="60" w:type="dxa"/>
+              <w:bottom w:w="60" w:type="dxa"/>
+              <w:left w:w="100" w:type="dxa"/>
+              <w:right w:w="100" w:type="dxa"/>
+            </w:tcMar>
+          </w:tcPr>
+          <w:p>
+            <w:pPr>
+              <w:spacing w:before="40" w:after="40"/>
+            </w:pPr>
+            <w:r>
+              <w:rPr>
+                <w:rFonts w:ascii="Calibri" w:hAnsi="Calibri"/>
+                <w:b w:val="0"/>
+                <w:i w:val="0"/>
+                <w:sz w:val="20"/>
+              </w:rPr>
+              <w:t>feat: StatusMapper — constante DefaultStatus e XML doc</w:t>
+            </w:r>
+          </w:p>
+        </w:tc>
+        <w:tc>
+          <w:tcPr>
+            <w:tcW w:type="dxa" w:w="2225"/>
+            <w:tcMar>
+              <w:top w:w="60" w:type="dxa"/>
+              <w:bottom w:w="60" w:type="dxa"/>
+              <w:left w:w="100" w:type="dxa"/>
+              <w:right w:w="100" w:type="dxa"/>
+            </w:tcMar>
+          </w:tcPr>
+          <w:p>
+            <w:pPr>
+              <w:spacing w:before="40" w:after="40"/>
+            </w:pPr>
+            <w:r>
+              <w:rPr>
+                <w:rFonts w:ascii="Courier New" w:hAnsi="Courier New"/>
+                <w:b w:val="0"/>
+                <w:i w:val="0"/>
+                <w:color w:val="333333"/>
+                <w:sz w:val="20"/>
+              </w:rPr>
+              <w:t>develop</w:t>
+            </w:r>
+          </w:p>
+        </w:tc>
+        <w:tc>
+          <w:tcPr>
+            <w:tcW w:type="dxa" w:w="2225"/>
+            <w:tcMar>
+              <w:top w:w="60" w:type="dxa"/>
+              <w:bottom w:w="60" w:type="dxa"/>
+              <w:left w:w="100" w:type="dxa"/>
+              <w:right w:w="100" w:type="dxa"/>
+            </w:tcMar>
+          </w:tcPr>
+          <w:p>
+            <w:pPr>
+              <w:spacing w:before="40" w:after="40"/>
+            </w:pPr>
+            <w:r>
+              <w:rPr>
+                <w:rFonts w:ascii="Calibri" w:hAnsi="Calibri"/>
+                <w:b w:val="0"/>
+                <w:i w:val="0"/>
+                <w:sz w:val="20"/>
+              </w:rPr>
+              <w:t>Cezar Hiraki Velazquez</w:t>
+            </w:r>
+          </w:p>
+        </w:tc>
+      </w:tr>
+      <w:tr>
+        <w:trPr>
+          <w:cantSplit w:val="1"/>
+        </w:trPr>
+        <w:tc>
+          <w:tcPr>
+            <w:tcW w:type="dxa" w:w="2225"/>
+            <w:tcMar>
+              <w:top w:w="60" w:type="dxa"/>
+              <w:bottom w:w="60" w:type="dxa"/>
+              <w:left w:w="100" w:type="dxa"/>
+              <w:right w:w="100" w:type="dxa"/>
+            </w:tcMar>
+            <w:shd w:val="clear" w:color="auto" w:fill="EBF5FB"/>
+          </w:tcPr>
+          <w:p>
+            <w:pPr>
+              <w:spacing w:before="40" w:after="40"/>
+            </w:pPr>
+            <w:r>
+              <w:rPr>
+                <w:rFonts w:ascii="Calibri" w:hAnsi="Calibri"/>
+                <w:b w:val="0"/>
+                <w:i w:val="0"/>
+                <w:sz w:val="20"/>
+              </w:rPr>
+              <w:t>!27</w:t>
+            </w:r>
+          </w:p>
+        </w:tc>
+        <w:tc>
+          <w:tcPr>
+            <w:tcW w:type="dxa" w:w="2225"/>
+            <w:tcMar>
+              <w:top w:w="60" w:type="dxa"/>
+              <w:bottom w:w="60" w:type="dxa"/>
+              <w:left w:w="100" w:type="dxa"/>
+              <w:right w:w="100" w:type="dxa"/>
+            </w:tcMar>
+            <w:shd w:val="clear" w:color="auto" w:fill="EBF5FB"/>
+          </w:tcPr>
+          <w:p>
+            <w:pPr>
+              <w:spacing w:before="40" w:after="40"/>
+            </w:pPr>
+            <w:r>
+              <w:rPr>
+                <w:rFonts w:ascii="Calibri" w:hAnsi="Calibri"/>
+                <w:b w:val="0"/>
+                <w:i w:val="0"/>
+                <w:sz w:val="20"/>
+              </w:rPr>
+              <w:t>feat: SyncService — DryRun, Stopwatch e logs estruturados</w:t>
+            </w:r>
+          </w:p>
+        </w:tc>
+        <w:tc>
+          <w:tcPr>
+            <w:tcW w:type="dxa" w:w="2225"/>
+            <w:tcMar>
+              <w:top w:w="60" w:type="dxa"/>
+              <w:bottom w:w="60" w:type="dxa"/>
+              <w:left w:w="100" w:type="dxa"/>
+              <w:right w:w="100" w:type="dxa"/>
+            </w:tcMar>
+            <w:shd w:val="clear" w:color="auto" w:fill="EBF5FB"/>
+          </w:tcPr>
+          <w:p>
+            <w:pPr>
+              <w:spacing w:before="40" w:after="40"/>
+            </w:pPr>
+            <w:r>
+              <w:rPr>
+                <w:rFonts w:ascii="Courier New" w:hAnsi="Courier New"/>
+                <w:b w:val="0"/>
+                <w:i w:val="0"/>
+                <w:color w:val="333333"/>
+                <w:sz w:val="20"/>
+              </w:rPr>
+              <w:t>develop</w:t>
+            </w:r>
+          </w:p>
+        </w:tc>
+        <w:tc>
+          <w:tcPr>
+            <w:tcW w:type="dxa" w:w="2225"/>
+            <w:tcMar>
+              <w:top w:w="60" w:type="dxa"/>
+              <w:bottom w:w="60" w:type="dxa"/>
+              <w:left w:w="100" w:type="dxa"/>
+              <w:right w:w="100" w:type="dxa"/>
+            </w:tcMar>
+            <w:shd w:val="clear" w:color="auto" w:fill="EBF5FB"/>
+          </w:tcPr>
+          <w:p>
+            <w:pPr>
+              <w:spacing w:before="40" w:after="40"/>
+            </w:pPr>
+            <w:r>
+              <w:rPr>
+                <w:rFonts w:ascii="Calibri" w:hAnsi="Calibri"/>
+                <w:b w:val="0"/>
+                <w:i w:val="0"/>
+                <w:sz w:val="20"/>
+              </w:rPr>
+              <w:t>Cezar Hiraki Velazquez</w:t>
+            </w:r>
+          </w:p>
+        </w:tc>
+      </w:tr>
+      <w:tr>
+        <w:trPr>
+          <w:cantSplit w:val="1"/>
+        </w:trPr>
+        <w:tc>
+          <w:tcPr>
+            <w:tcW w:type="dxa" w:w="2225"/>
+            <w:tcMar>
+              <w:top w:w="60" w:type="dxa"/>
+              <w:bottom w:w="60" w:type="dxa"/>
+              <w:left w:w="100" w:type="dxa"/>
+              <w:right w:w="100" w:type="dxa"/>
+            </w:tcMar>
+          </w:tcPr>
+          <w:p>
+            <w:pPr>
+              <w:spacing w:before="40" w:after="40"/>
+            </w:pPr>
+            <w:r>
+              <w:rPr>
+                <w:rFonts w:ascii="Calibri" w:hAnsi="Calibri"/>
+                <w:b w:val="0"/>
+                <w:i w:val="0"/>
+                <w:sz w:val="20"/>
+              </w:rPr>
+              <w:t>!28</w:t>
+            </w:r>
+          </w:p>
+        </w:tc>
+        <w:tc>
+          <w:tcPr>
+            <w:tcW w:type="dxa" w:w="2225"/>
+            <w:tcMar>
+              <w:top w:w="60" w:type="dxa"/>
+              <w:bottom w:w="60" w:type="dxa"/>
+              <w:left w:w="100" w:type="dxa"/>
+              <w:right w:w="100" w:type="dxa"/>
+            </w:tcMar>
+          </w:tcPr>
+          <w:p>
+            <w:pPr>
+              <w:spacing w:before="40" w:after="40"/>
+            </w:pPr>
+            <w:r>
+              <w:rPr>
+                <w:rFonts w:ascii="Calibri" w:hAnsi="Calibri"/>
+                <w:b w:val="0"/>
+                <w:i w:val="0"/>
+                <w:sz w:val="20"/>
+              </w:rPr>
+              <w:t>feat: HtmlHelper — ToPlainText e ParseDescriptionHistory</w:t>
+            </w:r>
+          </w:p>
+        </w:tc>
+        <w:tc>
+          <w:tcPr>
+            <w:tcW w:type="dxa" w:w="2225"/>
+            <w:tcMar>
+              <w:top w:w="60" w:type="dxa"/>
+              <w:bottom w:w="60" w:type="dxa"/>
+              <w:left w:w="100" w:type="dxa"/>
+              <w:right w:w="100" w:type="dxa"/>
+            </w:tcMar>
+          </w:tcPr>
+          <w:p>
+            <w:pPr>
+              <w:spacing w:before="40" w:after="40"/>
+            </w:pPr>
+            <w:r>
+              <w:rPr>
+                <w:rFonts w:ascii="Courier New" w:hAnsi="Courier New"/>
+                <w:b w:val="0"/>
+                <w:i w:val="0"/>
+                <w:color w:val="333333"/>
+                <w:sz w:val="20"/>
+              </w:rPr>
+              <w:t>develop</w:t>
+            </w:r>
+          </w:p>
+        </w:tc>
+        <w:tc>
+          <w:tcPr>
+            <w:tcW w:type="dxa" w:w="2225"/>
+            <w:tcMar>
+              <w:top w:w="60" w:type="dxa"/>
+              <w:bottom w:w="60" w:type="dxa"/>
+              <w:left w:w="100" w:type="dxa"/>
+              <w:right w:w="100" w:type="dxa"/>
+            </w:tcMar>
+          </w:tcPr>
+          <w:p>
+            <w:pPr>
+              <w:spacing w:before="40" w:after="40"/>
+            </w:pPr>
+            <w:r>
+              <w:rPr>
+                <w:rFonts w:ascii="Calibri" w:hAnsi="Calibri"/>
+                <w:b w:val="0"/>
+                <w:i w:val="0"/>
+                <w:sz w:val="20"/>
+              </w:rPr>
+              <w:t>Cezar Hiraki Velazquez</w:t>
+            </w:r>
+          </w:p>
+        </w:tc>
+      </w:tr>
+      <w:tr>
+        <w:trPr>
+          <w:cantSplit w:val="1"/>
+        </w:trPr>
+        <w:tc>
+          <w:tcPr>
+            <w:tcW w:type="dxa" w:w="2225"/>
+            <w:tcMar>
+              <w:top w:w="60" w:type="dxa"/>
+              <w:bottom w:w="60" w:type="dxa"/>
+              <w:left w:w="100" w:type="dxa"/>
+              <w:right w:w="100" w:type="dxa"/>
+            </w:tcMar>
+            <w:shd w:val="clear" w:color="auto" w:fill="EBF5FB"/>
+          </w:tcPr>
+          <w:p>
+            <w:pPr>
+              <w:spacing w:before="40" w:after="40"/>
+            </w:pPr>
+            <w:r>
+              <w:rPr>
+                <w:rFonts w:ascii="Calibri" w:hAnsi="Calibri"/>
+                <w:b w:val="0"/>
+                <w:i w:val="0"/>
+                <w:sz w:val="20"/>
+              </w:rPr>
+              <w:t>!29</w:t>
+            </w:r>
+          </w:p>
+        </w:tc>
+        <w:tc>
+          <w:tcPr>
+            <w:tcW w:type="dxa" w:w="2225"/>
+            <w:tcMar>
+              <w:top w:w="60" w:type="dxa"/>
+              <w:bottom w:w="60" w:type="dxa"/>
+              <w:left w:w="100" w:type="dxa"/>
+              <w:right w:w="100" w:type="dxa"/>
+            </w:tcMar>
+            <w:shd w:val="clear" w:color="auto" w:fill="EBF5FB"/>
+          </w:tcPr>
+          <w:p>
+            <w:pPr>
+              <w:spacing w:before="40" w:after="40"/>
+            </w:pPr>
+            <w:r>
+              <w:rPr>
+                <w:rFonts w:ascii="Calibri" w:hAnsi="Calibri"/>
+                <w:b w:val="0"/>
+                <w:i w:val="0"/>
+                <w:sz w:val="20"/>
+              </w:rPr>
+              <w:t>fix: substituir Debug.WriteLine por LogDebug (BUG-01)</w:t>
+            </w:r>
+          </w:p>
+        </w:tc>
+        <w:tc>
+          <w:tcPr>
+            <w:tcW w:type="dxa" w:w="2225"/>
+            <w:tcMar>
+              <w:top w:w="60" w:type="dxa"/>
+              <w:bottom w:w="60" w:type="dxa"/>
+              <w:left w:w="100" w:type="dxa"/>
+              <w:right w:w="100" w:type="dxa"/>
+            </w:tcMar>
+            <w:shd w:val="clear" w:color="auto" w:fill="EBF5FB"/>
+          </w:tcPr>
+          <w:p>
+            <w:pPr>
+              <w:spacing w:before="40" w:after="40"/>
+            </w:pPr>
+            <w:r>
+              <w:rPr>
+                <w:rFonts w:ascii="Courier New" w:hAnsi="Courier New"/>
+                <w:b w:val="0"/>
+                <w:i w:val="0"/>
+                <w:color w:val="333333"/>
+                <w:sz w:val="20"/>
+              </w:rPr>
+              <w:t>develop</w:t>
+            </w:r>
+          </w:p>
+        </w:tc>
+        <w:tc>
+          <w:tcPr>
+            <w:tcW w:type="dxa" w:w="2225"/>
+            <w:tcMar>
+              <w:top w:w="60" w:type="dxa"/>
+              <w:bottom w:w="60" w:type="dxa"/>
+              <w:left w:w="100" w:type="dxa"/>
+              <w:right w:w="100" w:type="dxa"/>
+            </w:tcMar>
+            <w:shd w:val="clear" w:color="auto" w:fill="EBF5FB"/>
+          </w:tcPr>
+          <w:p>
+            <w:pPr>
+              <w:spacing w:before="40" w:after="40"/>
+            </w:pPr>
+            <w:r>
+              <w:rPr>
+                <w:rFonts w:ascii="Calibri" w:hAnsi="Calibri"/>
+                <w:b w:val="0"/>
+                <w:i w:val="0"/>
+                <w:sz w:val="20"/>
+              </w:rPr>
+              <w:t>Henry Komatsu</w:t>
+            </w:r>
+          </w:p>
+        </w:tc>
+      </w:tr>
+    </w:tbl>
+    <w:p>
+      <w:pPr>
+        <w:spacing w:before="0" w:after="160"/>
+      </w:pPr>
+    </w:p>
+    <w:p>
+      <w:pPr>
+        <w:spacing w:before="0" w:after="120"/>
+      </w:pPr>
+      <w:r>
+        <w:rPr>
+          <w:rFonts w:ascii="Calibri" w:hAnsi="Calibri"/>
+          <w:b w:val="0"/>
+          <w:i w:val="0"/>
+          <w:sz w:val="22"/>
+        </w:rPr>
+        <w:t xml:space="preserve">Os 7 PRs constam como </w:t>
+      </w:r>
+      <w:r>
+        <w:rPr>
+          <w:rFonts w:ascii="Calibri" w:hAnsi="Calibri"/>
+          <w:b/>
+          <w:i w:val="0"/>
+          <w:sz w:val="22"/>
+        </w:rPr>
+        <w:t>Completed</w:t>
+      </w:r>
+      <w:r>
+        <w:rPr>
+          <w:rFonts w:ascii="Calibri" w:hAnsi="Calibri"/>
+          <w:b w:val="0"/>
+          <w:i w:val="0"/>
+          <w:sz w:val="22"/>
+        </w:rPr>
+        <w:t xml:space="preserve"> no Azure DevOps. Após a integração em </w:t>
+      </w:r>
+      <w:r>
+        <w:rPr>
+          <w:rFonts w:ascii="Courier New" w:hAnsi="Courier New"/>
+          <w:b w:val="0"/>
+          <w:i w:val="0"/>
+          <w:color w:val="333333"/>
+          <w:sz w:val="20"/>
+        </w:rPr>
+        <w:t>develop</w:t>
+      </w:r>
+      <w:r>
+        <w:rPr>
+          <w:rFonts w:ascii="Calibri" w:hAnsi="Calibri"/>
+          <w:b w:val="0"/>
+          <w:i w:val="0"/>
+          <w:sz w:val="22"/>
+        </w:rPr>
+        <w:t xml:space="preserve">, o conjunto foi promovido a </w:t>
+      </w:r>
+      <w:r>
+        <w:rPr>
+          <w:rFonts w:ascii="Courier New" w:hAnsi="Courier New"/>
+          <w:b w:val="0"/>
+          <w:i w:val="0"/>
+          <w:color w:val="333333"/>
+          <w:sz w:val="20"/>
+        </w:rPr>
+        <w:t>main</w:t>
+      </w:r>
+      <w:r>
+        <w:rPr>
+          <w:rFonts w:ascii="Calibri" w:hAnsi="Calibri"/>
+          <w:b w:val="0"/>
+          <w:i w:val="0"/>
+          <w:sz w:val="22"/>
+        </w:rPr>
+        <w:t xml:space="preserve"> na release </w:t>
+      </w:r>
+      <w:r>
+        <w:rPr>
+          <w:rFonts w:ascii="Courier New" w:hAnsi="Courier New"/>
+          <w:b w:val="0"/>
+          <w:i w:val="0"/>
+          <w:color w:val="333333"/>
+          <w:sz w:val="20"/>
+        </w:rPr>
+        <w:t>v1.0.0</w:t>
+      </w:r>
+      <w:r>
+        <w:rPr>
+          <w:rFonts w:ascii="Calibri" w:hAnsi="Calibri"/>
+          <w:b w:val="0"/>
+          <w:i w:val="0"/>
+          <w:sz w:val="22"/>
+        </w:rPr>
+        <w:t xml:space="preserve"> (02/06/2026, tag </w:t>
+      </w:r>
+      <w:r>
+        <w:rPr>
+          <w:rFonts w:ascii="Courier New" w:hAnsi="Courier New"/>
+          <w:b w:val="0"/>
+          <w:i w:val="0"/>
+          <w:color w:val="333333"/>
+          <w:sz w:val="20"/>
+        </w:rPr>
+        <w:t>v1.0.0</w:t>
+      </w:r>
+      <w:r>
+        <w:rPr>
+          <w:rFonts w:ascii="Calibri" w:hAnsi="Calibri"/>
+          <w:b w:val="0"/>
+          <w:i w:val="0"/>
+          <w:sz w:val="22"/>
+        </w:rPr>
+        <w:t>). Nenhum merge ocorreu sem a aprovação de ao menos um revisor além do autor (atende VV2 — aprovações de pull request / code review).</w:t>
+      </w:r>
+    </w:p>
+    <w:p>
+      <w:pPr>
+        <w:pStyle w:val="Heading1"/>
+        <w:keepNext/>
+        <w:keepLines/>
+        <w:pBdr>
+          <w:bottom w:val="single" w:sz="4" w:space="2" w:color="D6E4F0"/>
+        </w:pBdr>
+      </w:pPr>
+      <w:r>
         <w:t>Histórico de revisões</w:t>
       </w:r>
     </w:p>
@@ -2746,6 +3852,324 @@
           </w:p>
         </w:tc>
       </w:tr>
+      <w:tr>
+        <w:trPr>
+          <w:cantSplit w:val="1"/>
+        </w:trPr>
+        <w:tc>
+          <w:tcPr>
+            <w:tcW w:type="dxa" w:w="2225"/>
+            <w:tcMar>
+              <w:top w:w="60" w:type="dxa"/>
+              <w:bottom w:w="60" w:type="dxa"/>
+              <w:left w:w="100" w:type="dxa"/>
+              <w:right w:w="100" w:type="dxa"/>
+            </w:tcMar>
+            <w:shd w:val="clear" w:color="auto" w:fill="F0F4F8"/>
+          </w:tcPr>
+          <w:p>
+            <w:pPr>
+              <w:spacing w:before="40" w:after="40"/>
+            </w:pPr>
+            <w:r>
+              <w:rPr>
+                <w:rFonts w:ascii="Calibri" w:hAnsi="Calibri"/>
+                <w:b/>
+                <w:i w:val="0"/>
+                <w:sz w:val="20"/>
+              </w:rPr>
+              <w:t>1.1</w:t>
+            </w:r>
+          </w:p>
+        </w:tc>
+        <w:tc>
+          <w:tcPr>
+            <w:tcW w:type="dxa" w:w="2225"/>
+            <w:tcMar>
+              <w:top w:w="60" w:type="dxa"/>
+              <w:bottom w:w="60" w:type="dxa"/>
+              <w:left w:w="100" w:type="dxa"/>
+              <w:right w:w="100" w:type="dxa"/>
+            </w:tcMar>
+          </w:tcPr>
+          <w:p>
+            <w:pPr>
+              <w:spacing w:before="40" w:after="40"/>
+            </w:pPr>
+            <w:r>
+              <w:rPr>
+                <w:rFonts w:ascii="Calibri" w:hAnsi="Calibri"/>
+                <w:b w:val="0"/>
+                <w:i w:val="0"/>
+                <w:sz w:val="20"/>
+              </w:rPr>
+              <w:t>15/06/2026</w:t>
+            </w:r>
+          </w:p>
+        </w:tc>
+        <w:tc>
+          <w:tcPr>
+            <w:tcW w:type="dxa" w:w="2225"/>
+            <w:tcMar>
+              <w:top w:w="60" w:type="dxa"/>
+              <w:bottom w:w="60" w:type="dxa"/>
+              <w:left w:w="100" w:type="dxa"/>
+              <w:right w:w="100" w:type="dxa"/>
+            </w:tcMar>
+          </w:tcPr>
+          <w:p>
+            <w:pPr>
+              <w:spacing w:before="40" w:after="40"/>
+            </w:pPr>
+            <w:r>
+              <w:rPr>
+                <w:rFonts w:ascii="Calibri" w:hAnsi="Calibri"/>
+                <w:b w:val="0"/>
+                <w:i w:val="0"/>
+                <w:sz w:val="20"/>
+              </w:rPr>
+              <w:t>Time de Melhoria Contínua</w:t>
+            </w:r>
+          </w:p>
+        </w:tc>
+        <w:tc>
+          <w:tcPr>
+            <w:tcW w:type="dxa" w:w="2225"/>
+            <w:tcMar>
+              <w:top w:w="60" w:type="dxa"/>
+              <w:bottom w:w="60" w:type="dxa"/>
+              <w:left w:w="100" w:type="dxa"/>
+              <w:right w:w="100" w:type="dxa"/>
+            </w:tcMar>
+          </w:tcPr>
+          <w:p>
+            <w:pPr>
+              <w:spacing w:before="40" w:after="40"/>
+            </w:pPr>
+            <w:r>
+              <w:rPr>
+                <w:rFonts w:ascii="Calibri" w:hAnsi="Calibri"/>
+                <w:b w:val="0"/>
+                <w:i w:val="0"/>
+                <w:sz w:val="20"/>
+              </w:rPr>
+              <w:t>Autores atualizados: Henry Komatsu substituiu Raony Chagas como autor principal.</w:t>
+            </w:r>
+          </w:p>
+        </w:tc>
+      </w:tr>
+      <w:tr>
+        <w:trPr>
+          <w:cantSplit w:val="1"/>
+        </w:trPr>
+        <w:tc>
+          <w:tcPr>
+            <w:tcW w:type="dxa" w:w="2225"/>
+            <w:tcMar>
+              <w:top w:w="60" w:type="dxa"/>
+              <w:bottom w:w="60" w:type="dxa"/>
+              <w:left w:w="100" w:type="dxa"/>
+              <w:right w:w="100" w:type="dxa"/>
+            </w:tcMar>
+            <w:shd w:val="clear" w:color="auto" w:fill="F0F4F8"/>
+          </w:tcPr>
+          <w:p>
+            <w:pPr>
+              <w:spacing w:before="40" w:after="40"/>
+            </w:pPr>
+            <w:r>
+              <w:rPr>
+                <w:rFonts w:ascii="Calibri" w:hAnsi="Calibri"/>
+                <w:b/>
+                <w:i w:val="0"/>
+                <w:sz w:val="20"/>
+              </w:rPr>
+              <w:t>1.2</w:t>
+            </w:r>
+          </w:p>
+        </w:tc>
+        <w:tc>
+          <w:tcPr>
+            <w:tcW w:type="dxa" w:w="2225"/>
+            <w:tcMar>
+              <w:top w:w="60" w:type="dxa"/>
+              <w:bottom w:w="60" w:type="dxa"/>
+              <w:left w:w="100" w:type="dxa"/>
+              <w:right w:w="100" w:type="dxa"/>
+            </w:tcMar>
+          </w:tcPr>
+          <w:p>
+            <w:pPr>
+              <w:spacing w:before="40" w:after="40"/>
+            </w:pPr>
+            <w:r>
+              <w:rPr>
+                <w:rFonts w:ascii="Calibri" w:hAnsi="Calibri"/>
+                <w:b w:val="0"/>
+                <w:i w:val="0"/>
+                <w:sz w:val="20"/>
+              </w:rPr>
+              <w:t>15/06/2026</w:t>
+            </w:r>
+          </w:p>
+        </w:tc>
+        <w:tc>
+          <w:tcPr>
+            <w:tcW w:type="dxa" w:w="2225"/>
+            <w:tcMar>
+              <w:top w:w="60" w:type="dxa"/>
+              <w:bottom w:w="60" w:type="dxa"/>
+              <w:left w:w="100" w:type="dxa"/>
+              <w:right w:w="100" w:type="dxa"/>
+            </w:tcMar>
+          </w:tcPr>
+          <w:p>
+            <w:pPr>
+              <w:spacing w:before="40" w:after="40"/>
+            </w:pPr>
+            <w:r>
+              <w:rPr>
+                <w:rFonts w:ascii="Calibri" w:hAnsi="Calibri"/>
+                <w:b w:val="0"/>
+                <w:i w:val="0"/>
+                <w:sz w:val="20"/>
+              </w:rPr>
+              <w:t>Time de Melhoria Contínua</w:t>
+            </w:r>
+          </w:p>
+        </w:tc>
+        <w:tc>
+          <w:tcPr>
+            <w:tcW w:type="dxa" w:w="2225"/>
+            <w:tcMar>
+              <w:top w:w="60" w:type="dxa"/>
+              <w:bottom w:w="60" w:type="dxa"/>
+              <w:left w:w="100" w:type="dxa"/>
+              <w:right w:w="100" w:type="dxa"/>
+            </w:tcMar>
+          </w:tcPr>
+          <w:p>
+            <w:pPr>
+              <w:spacing w:before="40" w:after="40"/>
+            </w:pPr>
+            <w:r>
+              <w:rPr>
+                <w:rFonts w:ascii="Calibri" w:hAnsi="Calibri"/>
+                <w:b w:val="0"/>
+                <w:i w:val="0"/>
+                <w:sz w:val="20"/>
+              </w:rPr>
+              <w:t>Papel de Cezar Hiraki atualizado para Tech Lead / DevOps / Arquiteto; Jonathan Alves (QA) corrigido de grafia anterior.</w:t>
+            </w:r>
+          </w:p>
+        </w:tc>
+      </w:tr>
+      <w:tr>
+        <w:trPr>
+          <w:cantSplit w:val="1"/>
+        </w:trPr>
+        <w:tc>
+          <w:tcPr>
+            <w:tcW w:type="dxa" w:w="2225"/>
+            <w:tcMar>
+              <w:top w:w="60" w:type="dxa"/>
+              <w:bottom w:w="60" w:type="dxa"/>
+              <w:left w:w="100" w:type="dxa"/>
+              <w:right w:w="100" w:type="dxa"/>
+            </w:tcMar>
+            <w:shd w:val="clear" w:color="auto" w:fill="F0F4F8"/>
+          </w:tcPr>
+          <w:p>
+            <w:pPr>
+              <w:spacing w:before="40" w:after="40"/>
+            </w:pPr>
+            <w:r>
+              <w:rPr>
+                <w:rFonts w:ascii="Calibri" w:hAnsi="Calibri"/>
+                <w:b/>
+                <w:i w:val="0"/>
+                <w:sz w:val="20"/>
+              </w:rPr>
+              <w:t>1.3</w:t>
+            </w:r>
+          </w:p>
+        </w:tc>
+        <w:tc>
+          <w:tcPr>
+            <w:tcW w:type="dxa" w:w="2225"/>
+            <w:tcMar>
+              <w:top w:w="60" w:type="dxa"/>
+              <w:bottom w:w="60" w:type="dxa"/>
+              <w:left w:w="100" w:type="dxa"/>
+              <w:right w:w="100" w:type="dxa"/>
+            </w:tcMar>
+          </w:tcPr>
+          <w:p>
+            <w:pPr>
+              <w:spacing w:before="40" w:after="40"/>
+            </w:pPr>
+            <w:r>
+              <w:rPr>
+                <w:rFonts w:ascii="Calibri" w:hAnsi="Calibri"/>
+                <w:b w:val="0"/>
+                <w:i w:val="0"/>
+                <w:sz w:val="20"/>
+              </w:rPr>
+              <w:t>16/06/2026</w:t>
+            </w:r>
+          </w:p>
+        </w:tc>
+        <w:tc>
+          <w:tcPr>
+            <w:tcW w:type="dxa" w:w="2225"/>
+            <w:tcMar>
+              <w:top w:w="60" w:type="dxa"/>
+              <w:bottom w:w="60" w:type="dxa"/>
+              <w:left w:w="100" w:type="dxa"/>
+              <w:right w:w="100" w:type="dxa"/>
+            </w:tcMar>
+          </w:tcPr>
+          <w:p>
+            <w:pPr>
+              <w:spacing w:before="40" w:after="40"/>
+            </w:pPr>
+            <w:r>
+              <w:rPr>
+                <w:rFonts w:ascii="Calibri" w:hAnsi="Calibri"/>
+                <w:b w:val="0"/>
+                <w:i w:val="0"/>
+                <w:sz w:val="20"/>
+              </w:rPr>
+              <w:t>Time de Melhoria Contínua</w:t>
+            </w:r>
+          </w:p>
+        </w:tc>
+        <w:tc>
+          <w:tcPr>
+            <w:tcW w:type="dxa" w:w="2225"/>
+            <w:tcMar>
+              <w:top w:w="60" w:type="dxa"/>
+              <w:bottom w:w="60" w:type="dxa"/>
+              <w:left w:w="100" w:type="dxa"/>
+              <w:right w:w="100" w:type="dxa"/>
+            </w:tcMar>
+          </w:tcPr>
+          <w:p>
+            <w:pPr>
+              <w:spacing w:before="40" w:after="40"/>
+            </w:pPr>
+            <w:r>
+              <w:rPr>
+                <w:rFonts w:ascii="Calibri" w:hAnsi="Calibri"/>
+                <w:b w:val="0"/>
+                <w:i w:val="0"/>
+                <w:sz w:val="20"/>
+              </w:rPr>
+              <w:t>Reconciliação: nome padronizado (AASP_Automacao-Governanca); sobrenomes (Henry Komatsu, Felipe Siqueira, Jonathan Alves); adicionado o Anexo A — Evidência de Pull Requests (Azure DevOps, PRs !23–!29).</w:t>
+            </w:r>
+          </w:p>
+        </w:tc>
+      </w:tr>
     </w:tbl>
     <w:p>
       <w:pPr>
@@ -2786,7 +4210,7 @@
         <w:color w:val="555555"/>
         <w:sz w:val="16"/>
       </w:rPr>
-      <w:t>1ª Edição  ·  02/06/2026</w:t>
+      <w:t>1ª Edição  ·  15/06/2026</w:t>
     </w:r>
     <w:r>
       <w:tab/>
@@ -2848,7 +4272,7 @@
         <w:color w:val="555555"/>
         <w:sz w:val="16"/>
       </w:rPr>
-      <w:t>1ª Edição  ·  02/06/2026</w:t>
+      <w:t>1ª Edição  ·  15/06/2026</w:t>
     </w:r>
     <w:r>
       <w:tab/>
